--- a/Documentation2.docx
+++ b/Documentation2.docx
@@ -1110,6 +1110,7 @@
         <w:keepLines w:val="0"/>
         <w:widowControl/>
         <w:numPr>
+          <w:ilvl w:val="0"/>
           <w:numId w:val="0"/>
         </w:numPr>
         <w:suppressLineNumbers w:val="0"/>
@@ -1134,8 +1135,8 @@
       <w:r>
         <w:drawing>
           <wp:inline distT="0" distB="0" distL="114300" distR="114300">
-            <wp:extent cx="4114800" cy="9372600"/>
-            <wp:effectExtent l="0" t="0" r="0" b="0"/>
+            <wp:extent cx="3474720" cy="7914640"/>
+            <wp:effectExtent l="0" t="0" r="11430" b="10160"/>
             <wp:docPr id="3" name="Picture 4" descr="IMG_256"/>
             <wp:cNvGraphicFramePr>
               <a:graphicFrameLocks xmlns:a="http://schemas.openxmlformats.org/drawingml/2006/main" noChangeAspect="1"/>
@@ -1158,7 +1159,7 @@
                   <pic:spPr>
                     <a:xfrm>
                       <a:off x="0" y="0"/>
-                      <a:ext cx="4114800" cy="9372600"/>
+                      <a:ext cx="3474720" cy="7914640"/>
                     </a:xfrm>
                     <a:prstGeom prst="rect">
                       <a:avLst/>
@@ -1174,72 +1175,6 @@
           </wp:inline>
         </w:drawing>
       </w:r>
-    </w:p>
-    <w:p>
-      <w:pPr>
-        <w:keepNext w:val="0"/>
-        <w:keepLines w:val="0"/>
-        <w:widowControl/>
-        <w:numPr>
-          <w:numId w:val="0"/>
-        </w:numPr>
-        <w:suppressLineNumbers w:val="0"/>
-        <w:spacing w:before="0" w:beforeAutospacing="1" w:after="0" w:afterAutospacing="1"/>
-        <w:ind w:left="6800" w:leftChars="0"/>
-        <w:jc w:val="both"/>
-        <w:rPr>
-          <w:rFonts w:hint="default" w:ascii="Times New Roman" w:hAnsi="Times New Roman" w:cs="Times New Roman"/>
-          <w:sz w:val="24"/>
-          <w:szCs w:val="24"/>
-        </w:rPr>
-      </w:pPr>
-    </w:p>
-    <w:p>
-      <w:pPr>
-        <w:keepNext w:val="0"/>
-        <w:keepLines w:val="0"/>
-        <w:widowControl/>
-        <w:numPr>
-          <w:numId w:val="0"/>
-        </w:numPr>
-        <w:suppressLineNumbers w:val="0"/>
-        <w:spacing w:before="0" w:beforeAutospacing="1" w:after="0" w:afterAutospacing="1"/>
-        <w:ind w:left="6800" w:leftChars="0"/>
-        <w:jc w:val="both"/>
-        <w:rPr>
-          <w:rFonts w:hint="default" w:ascii="Times New Roman" w:hAnsi="Times New Roman" w:cs="Times New Roman"/>
-          <w:sz w:val="24"/>
-          <w:szCs w:val="24"/>
-        </w:rPr>
-      </w:pPr>
-    </w:p>
-    <w:p>
-      <w:pPr>
-        <w:keepNext w:val="0"/>
-        <w:keepLines w:val="0"/>
-        <w:widowControl/>
-        <w:numPr>
-          <w:numId w:val="0"/>
-        </w:numPr>
-        <w:suppressLineNumbers w:val="0"/>
-        <w:spacing w:before="0" w:beforeAutospacing="1" w:after="0" w:afterAutospacing="1"/>
-        <w:ind w:left="6800" w:leftChars="0"/>
-        <w:jc w:val="both"/>
-        <w:rPr>
-          <w:rFonts w:hint="default" w:ascii="Times New Roman" w:hAnsi="Times New Roman" w:cs="Times New Roman"/>
-          <w:sz w:val="24"/>
-          <w:szCs w:val="24"/>
-        </w:rPr>
-      </w:pPr>
-    </w:p>
-    <w:p>
-      <w:pPr>
-        <w:pStyle w:val="6"/>
-        <w:keepNext w:val="0"/>
-        <w:keepLines w:val="0"/>
-        <w:widowControl/>
-        <w:suppressLineNumbers w:val="0"/>
-      </w:pPr>
     </w:p>
     <w:p>
       <w:pPr>
@@ -1876,8 +1811,8 @@
       <w:r>
         <w:drawing>
           <wp:inline distT="0" distB="0" distL="114300" distR="114300">
-            <wp:extent cx="4114800" cy="9372600"/>
-            <wp:effectExtent l="0" t="0" r="0" b="0"/>
+            <wp:extent cx="3566160" cy="8122920"/>
+            <wp:effectExtent l="0" t="0" r="15240" b="11430"/>
             <wp:docPr id="4" name="Picture 5" descr="IMG_256"/>
             <wp:cNvGraphicFramePr>
               <a:graphicFrameLocks xmlns:a="http://schemas.openxmlformats.org/drawingml/2006/main" noChangeAspect="1"/>
@@ -1900,7 +1835,7 @@
                   <pic:spPr>
                     <a:xfrm>
                       <a:off x="0" y="0"/>
-                      <a:ext cx="4114800" cy="9372600"/>
+                      <a:ext cx="3566160" cy="8122920"/>
                     </a:xfrm>
                     <a:prstGeom prst="rect">
                       <a:avLst/>
@@ -1954,14 +1889,696 @@
     </w:p>
     <w:p>
       <w:pPr>
-        <w:rPr>
-          <w:rFonts w:hint="default" w:ascii="Times New Roman" w:hAnsi="Times New Roman" w:cs="Times New Roman"/>
-          <w:sz w:val="24"/>
-          <w:szCs w:val="24"/>
-        </w:rPr>
-      </w:pPr>
+        <w:pStyle w:val="6"/>
+        <w:keepNext w:val="0"/>
+        <w:keepLines w:val="0"/>
+        <w:widowControl/>
+        <w:suppressLineNumbers w:val="0"/>
+      </w:pPr>
+      <w:r>
+        <w:rPr>
+          <w:rFonts w:hint="default" w:ascii="Times New Roman" w:hAnsi="Times New Roman" w:cs="Times New Roman"/>
+          <w:b/>
+          <w:bCs/>
+          <w:sz w:val="24"/>
+          <w:szCs w:val="24"/>
+          <w:lang w:val="en-US"/>
+        </w:rPr>
+        <w:t>WEEK 4 DOCUMENTATION</w:t>
+      </w:r>
+      <w:r>
+        <w:rPr>
+          <w:rFonts w:hint="default" w:ascii="Times New Roman" w:hAnsi="Times New Roman" w:cs="Times New Roman"/>
+          <w:b/>
+          <w:bCs/>
+          <w:sz w:val="24"/>
+          <w:szCs w:val="24"/>
+          <w:lang w:val="en-US"/>
+        </w:rPr>
+        <w:br w:type="textWrapping"/>
+      </w:r>
+      <w:r>
+        <w:rPr>
+          <w:rFonts w:hint="default" w:ascii="Times New Roman" w:hAnsi="Times New Roman" w:cs="Times New Roman"/>
+          <w:b/>
+          <w:bCs/>
+          <w:sz w:val="24"/>
+          <w:szCs w:val="24"/>
+          <w:lang w:val="en-US"/>
+        </w:rPr>
+        <w:br w:type="textWrapping"/>
+      </w:r>
+      <w:r>
+        <w:rPr>
+          <w:rFonts w:hint="default" w:ascii="Times New Roman" w:hAnsi="Times New Roman" w:cs="Times New Roman"/>
+          <w:b/>
+          <w:bCs/>
+          <w:sz w:val="24"/>
+          <w:szCs w:val="24"/>
+          <w:lang w:val="en-US"/>
+        </w:rPr>
+        <w:t>Search</w:t>
+      </w:r>
+      <w:r>
+        <w:rPr>
+          <w:rFonts w:hint="default" w:ascii="Times New Roman" w:hAnsi="Times New Roman" w:cs="Times New Roman"/>
+          <w:b/>
+          <w:bCs/>
+          <w:sz w:val="24"/>
+          <w:szCs w:val="24"/>
+          <w:lang w:val="en-US"/>
+        </w:rPr>
+        <w:br w:type="textWrapping"/>
+      </w:r>
+      <w:r>
+        <w:rPr>
+          <w:rFonts w:hint="default" w:ascii="Times New Roman" w:hAnsi="Times New Roman" w:cs="Times New Roman"/>
+          <w:b/>
+          <w:bCs/>
+          <w:sz w:val="24"/>
+          <w:szCs w:val="24"/>
+          <w:lang w:val="en-US"/>
+        </w:rPr>
+        <w:br w:type="textWrapping"/>
+      </w:r>
+      <w:r>
+        <w:drawing>
+          <wp:inline distT="0" distB="0" distL="114300" distR="114300">
+            <wp:extent cx="3474720" cy="7914640"/>
+            <wp:effectExtent l="0" t="0" r="11430" b="10160"/>
+            <wp:docPr id="1" name="Picture 3" descr="IMG_256"/>
+            <wp:cNvGraphicFramePr>
+              <a:graphicFrameLocks xmlns:a="http://schemas.openxmlformats.org/drawingml/2006/main" noChangeAspect="1"/>
+            </wp:cNvGraphicFramePr>
+            <a:graphic xmlns:a="http://schemas.openxmlformats.org/drawingml/2006/main">
+              <a:graphicData uri="http://schemas.openxmlformats.org/drawingml/2006/picture">
+                <pic:pic xmlns:pic="http://schemas.openxmlformats.org/drawingml/2006/picture">
+                  <pic:nvPicPr>
+                    <pic:cNvPr id="1" name="Picture 3" descr="IMG_256"/>
+                    <pic:cNvPicPr>
+                      <a:picLocks noChangeAspect="1"/>
+                    </pic:cNvPicPr>
+                  </pic:nvPicPr>
+                  <pic:blipFill>
+                    <a:blip r:embed="rId8"/>
+                    <a:stretch>
+                      <a:fillRect/>
+                    </a:stretch>
+                  </pic:blipFill>
+                  <pic:spPr>
+                    <a:xfrm>
+                      <a:off x="0" y="0"/>
+                      <a:ext cx="3474720" cy="7914640"/>
+                    </a:xfrm>
+                    <a:prstGeom prst="rect">
+                      <a:avLst/>
+                    </a:prstGeom>
+                    <a:noFill/>
+                    <a:ln w="9525">
+                      <a:noFill/>
+                    </a:ln>
+                  </pic:spPr>
+                </pic:pic>
+              </a:graphicData>
+            </a:graphic>
+          </wp:inline>
+        </w:drawing>
+      </w:r>
+    </w:p>
+    <w:p>
+      <w:pPr>
+        <w:pStyle w:val="6"/>
+        <w:keepNext w:val="0"/>
+        <w:keepLines w:val="0"/>
+        <w:widowControl/>
+        <w:suppressLineNumbers w:val="0"/>
+      </w:pPr>
+      <w:r>
+        <w:rPr>
+          <w:rFonts w:hint="default" w:ascii="Times New Roman" w:hAnsi="Times New Roman" w:cs="Times New Roman"/>
+          <w:b/>
+          <w:bCs/>
+          <w:sz w:val="24"/>
+          <w:szCs w:val="24"/>
+          <w:lang w:val="en-US"/>
+        </w:rPr>
+        <w:t xml:space="preserve">Results </w:t>
+      </w:r>
+      <w:r>
+        <w:rPr>
+          <w:rFonts w:hint="default" w:ascii="Times New Roman" w:hAnsi="Times New Roman" w:cs="Times New Roman"/>
+          <w:b/>
+          <w:bCs/>
+          <w:sz w:val="24"/>
+          <w:szCs w:val="24"/>
+          <w:lang w:val="en-US"/>
+        </w:rPr>
+        <w:br w:type="textWrapping"/>
+      </w:r>
+      <w:r>
+        <w:rPr>
+          <w:rFonts w:hint="default" w:ascii="Times New Roman" w:hAnsi="Times New Roman" w:cs="Times New Roman"/>
+          <w:b/>
+          <w:bCs/>
+          <w:sz w:val="24"/>
+          <w:szCs w:val="24"/>
+          <w:lang w:val="en-US"/>
+        </w:rPr>
+        <w:br w:type="textWrapping"/>
+      </w:r>
+      <w:r>
+        <w:drawing>
+          <wp:inline distT="0" distB="0" distL="114300" distR="114300">
+            <wp:extent cx="3657600" cy="8331200"/>
+            <wp:effectExtent l="0" t="0" r="0" b="12700"/>
+            <wp:docPr id="6" name="Picture 4" descr="IMG_256"/>
+            <wp:cNvGraphicFramePr>
+              <a:graphicFrameLocks xmlns:a="http://schemas.openxmlformats.org/drawingml/2006/main" noChangeAspect="1"/>
+            </wp:cNvGraphicFramePr>
+            <a:graphic xmlns:a="http://schemas.openxmlformats.org/drawingml/2006/main">
+              <a:graphicData uri="http://schemas.openxmlformats.org/drawingml/2006/picture">
+                <pic:pic xmlns:pic="http://schemas.openxmlformats.org/drawingml/2006/picture">
+                  <pic:nvPicPr>
+                    <pic:cNvPr id="6" name="Picture 4" descr="IMG_256"/>
+                    <pic:cNvPicPr>
+                      <a:picLocks noChangeAspect="1"/>
+                    </pic:cNvPicPr>
+                  </pic:nvPicPr>
+                  <pic:blipFill>
+                    <a:blip r:embed="rId9"/>
+                    <a:stretch>
+                      <a:fillRect/>
+                    </a:stretch>
+                  </pic:blipFill>
+                  <pic:spPr>
+                    <a:xfrm>
+                      <a:off x="0" y="0"/>
+                      <a:ext cx="3657600" cy="8331200"/>
+                    </a:xfrm>
+                    <a:prstGeom prst="rect">
+                      <a:avLst/>
+                    </a:prstGeom>
+                    <a:noFill/>
+                    <a:ln w="9525">
+                      <a:noFill/>
+                    </a:ln>
+                  </pic:spPr>
+                </pic:pic>
+              </a:graphicData>
+            </a:graphic>
+          </wp:inline>
+        </w:drawing>
+      </w:r>
+    </w:p>
+    <w:p>
+      <w:pPr>
+        <w:pStyle w:val="6"/>
+        <w:keepNext w:val="0"/>
+        <w:keepLines w:val="0"/>
+        <w:widowControl/>
+        <w:suppressLineNumbers w:val="0"/>
+      </w:pPr>
+      <w:r>
+        <w:rPr>
+          <w:rFonts w:hint="default" w:ascii="Times New Roman" w:hAnsi="Times New Roman" w:cs="Times New Roman"/>
+          <w:b/>
+          <w:bCs/>
+          <w:sz w:val="24"/>
+          <w:szCs w:val="24"/>
+          <w:lang w:val="en-US"/>
+        </w:rPr>
+        <w:t>WEEK 5 DOCUMENTATION</w:t>
+      </w:r>
+      <w:r>
+        <w:rPr>
+          <w:rFonts w:hint="default" w:ascii="Times New Roman" w:hAnsi="Times New Roman" w:cs="Times New Roman"/>
+          <w:b/>
+          <w:bCs/>
+          <w:sz w:val="24"/>
+          <w:szCs w:val="24"/>
+          <w:lang w:val="en-US"/>
+        </w:rPr>
+        <w:br w:type="textWrapping"/>
+      </w:r>
+      <w:r>
+        <w:rPr>
+          <w:rFonts w:hint="default" w:ascii="Times New Roman" w:hAnsi="Times New Roman" w:cs="Times New Roman"/>
+          <w:b/>
+          <w:bCs/>
+          <w:sz w:val="24"/>
+          <w:szCs w:val="24"/>
+          <w:lang w:val="en-US"/>
+        </w:rPr>
+        <w:br w:type="textWrapping"/>
+      </w:r>
+      <w:r>
+        <w:rPr>
+          <w:rFonts w:hint="default" w:ascii="Times New Roman" w:hAnsi="Times New Roman" w:cs="Times New Roman"/>
+          <w:b/>
+          <w:bCs/>
+          <w:sz w:val="24"/>
+          <w:szCs w:val="24"/>
+          <w:lang w:val="en-US"/>
+        </w:rPr>
+        <w:t>Dashboard with Global Resources</w:t>
+      </w:r>
+      <w:r>
+        <w:rPr>
+          <w:rFonts w:hint="default" w:ascii="Times New Roman" w:hAnsi="Times New Roman" w:cs="Times New Roman"/>
+          <w:b/>
+          <w:bCs/>
+          <w:sz w:val="24"/>
+          <w:szCs w:val="24"/>
+          <w:lang w:val="en-US"/>
+        </w:rPr>
+        <w:br w:type="textWrapping"/>
+      </w:r>
+      <w:r>
+        <w:rPr>
+          <w:rFonts w:hint="default" w:ascii="Times New Roman" w:hAnsi="Times New Roman" w:cs="Times New Roman"/>
+          <w:b/>
+          <w:bCs/>
+          <w:sz w:val="24"/>
+          <w:szCs w:val="24"/>
+          <w:lang w:val="en-US"/>
+        </w:rPr>
+        <w:br w:type="textWrapping"/>
+      </w:r>
+      <w:r>
+        <w:drawing>
+          <wp:inline distT="0" distB="0" distL="114300" distR="114300">
+            <wp:extent cx="3566160" cy="8122920"/>
+            <wp:effectExtent l="0" t="0" r="15240" b="11430"/>
+            <wp:docPr id="7" name="Picture 5" descr="IMG_256"/>
+            <wp:cNvGraphicFramePr>
+              <a:graphicFrameLocks xmlns:a="http://schemas.openxmlformats.org/drawingml/2006/main" noChangeAspect="1"/>
+            </wp:cNvGraphicFramePr>
+            <a:graphic xmlns:a="http://schemas.openxmlformats.org/drawingml/2006/main">
+              <a:graphicData uri="http://schemas.openxmlformats.org/drawingml/2006/picture">
+                <pic:pic xmlns:pic="http://schemas.openxmlformats.org/drawingml/2006/picture">
+                  <pic:nvPicPr>
+                    <pic:cNvPr id="7" name="Picture 5" descr="IMG_256"/>
+                    <pic:cNvPicPr>
+                      <a:picLocks noChangeAspect="1"/>
+                    </pic:cNvPicPr>
+                  </pic:nvPicPr>
+                  <pic:blipFill>
+                    <a:blip r:embed="rId10"/>
+                    <a:stretch>
+                      <a:fillRect/>
+                    </a:stretch>
+                  </pic:blipFill>
+                  <pic:spPr>
+                    <a:xfrm>
+                      <a:off x="0" y="0"/>
+                      <a:ext cx="3566160" cy="8122920"/>
+                    </a:xfrm>
+                    <a:prstGeom prst="rect">
+                      <a:avLst/>
+                    </a:prstGeom>
+                    <a:noFill/>
+                    <a:ln w="9525">
+                      <a:noFill/>
+                    </a:ln>
+                  </pic:spPr>
+                </pic:pic>
+              </a:graphicData>
+            </a:graphic>
+          </wp:inline>
+        </w:drawing>
+      </w:r>
+    </w:p>
+    <w:p>
+      <w:pPr>
+        <w:pStyle w:val="6"/>
+        <w:keepNext w:val="0"/>
+        <w:keepLines w:val="0"/>
+        <w:widowControl/>
+        <w:suppressLineNumbers w:val="0"/>
+      </w:pPr>
+      <w:r>
+        <w:rPr>
+          <w:rFonts w:hint="default" w:ascii="Times New Roman" w:hAnsi="Times New Roman" w:cs="Times New Roman"/>
+          <w:b/>
+          <w:bCs/>
+          <w:sz w:val="24"/>
+          <w:szCs w:val="24"/>
+          <w:lang w:val="en-US"/>
+        </w:rPr>
+        <w:t>Networking</w:t>
+      </w:r>
+      <w:r>
+        <w:rPr>
+          <w:rFonts w:hint="default" w:ascii="Times New Roman" w:hAnsi="Times New Roman" w:cs="Times New Roman"/>
+          <w:b/>
+          <w:bCs/>
+          <w:sz w:val="24"/>
+          <w:szCs w:val="24"/>
+          <w:lang w:val="en-US"/>
+        </w:rPr>
+        <w:br w:type="textWrapping"/>
+      </w:r>
+      <w:r>
+        <w:rPr>
+          <w:rFonts w:hint="default" w:ascii="Times New Roman" w:hAnsi="Times New Roman" w:cs="Times New Roman"/>
+          <w:b/>
+          <w:bCs/>
+          <w:sz w:val="24"/>
+          <w:szCs w:val="24"/>
+          <w:lang w:val="en-US"/>
+        </w:rPr>
+        <w:t>Global Shared Resources</w:t>
+      </w:r>
+      <w:r>
+        <w:rPr>
+          <w:rFonts w:hint="default" w:ascii="Times New Roman" w:hAnsi="Times New Roman" w:cs="Times New Roman"/>
+          <w:b/>
+          <w:bCs/>
+          <w:sz w:val="24"/>
+          <w:szCs w:val="24"/>
+          <w:lang w:val="en-US"/>
+        </w:rPr>
+        <w:br w:type="textWrapping"/>
+      </w:r>
+      <w:r>
+        <w:rPr>
+          <w:rFonts w:hint="default" w:ascii="Times New Roman" w:hAnsi="Times New Roman" w:cs="Times New Roman"/>
+          <w:b/>
+          <w:bCs/>
+          <w:sz w:val="24"/>
+          <w:szCs w:val="24"/>
+          <w:lang w:val="en-US"/>
+        </w:rPr>
+        <w:br w:type="textWrapping"/>
+      </w:r>
+      <w:r>
+        <w:drawing>
+          <wp:inline distT="0" distB="0" distL="114300" distR="114300">
+            <wp:extent cx="3566160" cy="8132445"/>
+            <wp:effectExtent l="0" t="0" r="15240" b="1905"/>
+            <wp:docPr id="10" name="Picture 7" descr="IMG_256"/>
+            <wp:cNvGraphicFramePr>
+              <a:graphicFrameLocks xmlns:a="http://schemas.openxmlformats.org/drawingml/2006/main" noChangeAspect="1"/>
+            </wp:cNvGraphicFramePr>
+            <a:graphic xmlns:a="http://schemas.openxmlformats.org/drawingml/2006/main">
+              <a:graphicData uri="http://schemas.openxmlformats.org/drawingml/2006/picture">
+                <pic:pic xmlns:pic="http://schemas.openxmlformats.org/drawingml/2006/picture">
+                  <pic:nvPicPr>
+                    <pic:cNvPr id="10" name="Picture 7" descr="IMG_256"/>
+                    <pic:cNvPicPr>
+                      <a:picLocks noChangeAspect="1"/>
+                    </pic:cNvPicPr>
+                  </pic:nvPicPr>
+                  <pic:blipFill>
+                    <a:blip r:embed="rId11"/>
+                    <a:stretch>
+                      <a:fillRect/>
+                    </a:stretch>
+                  </pic:blipFill>
+                  <pic:spPr>
+                    <a:xfrm>
+                      <a:off x="0" y="0"/>
+                      <a:ext cx="3566160" cy="8132445"/>
+                    </a:xfrm>
+                    <a:prstGeom prst="rect">
+                      <a:avLst/>
+                    </a:prstGeom>
+                    <a:noFill/>
+                    <a:ln w="9525">
+                      <a:noFill/>
+                    </a:ln>
+                  </pic:spPr>
+                </pic:pic>
+              </a:graphicData>
+            </a:graphic>
+          </wp:inline>
+        </w:drawing>
+      </w:r>
+    </w:p>
+    <w:p>
+      <w:pPr>
+        <w:pStyle w:val="6"/>
+        <w:keepNext w:val="0"/>
+        <w:keepLines w:val="0"/>
+        <w:widowControl/>
+        <w:suppressLineNumbers w:val="0"/>
+        <w:rPr>
+          <w:rFonts w:hint="default" w:cs="Times New Roman"/>
+          <w:b/>
+          <w:bCs/>
+          <w:sz w:val="24"/>
+          <w:szCs w:val="24"/>
+          <w:lang w:val="en-US"/>
+        </w:rPr>
+      </w:pPr>
+      <w:r>
+        <w:rPr>
+          <w:rFonts w:hint="default" w:cs="Times New Roman"/>
+          <w:b/>
+          <w:bCs/>
+          <w:sz w:val="24"/>
+          <w:szCs w:val="24"/>
+          <w:lang w:val="en-US"/>
+        </w:rPr>
+        <w:t>REFLECTION:</w:t>
+      </w:r>
+    </w:p>
+    <w:p>
+      <w:pPr>
+        <w:pStyle w:val="6"/>
+        <w:keepNext w:val="0"/>
+        <w:keepLines w:val="0"/>
+        <w:widowControl/>
+        <w:suppressLineNumbers w:val="0"/>
+        <w:rPr>
+          <w:rFonts w:hint="default" w:ascii="Times New Roman" w:hAnsi="Times New Roman" w:cs="Times New Roman"/>
+          <w:b/>
+          <w:bCs/>
+          <w:sz w:val="24"/>
+          <w:szCs w:val="24"/>
+        </w:rPr>
+      </w:pPr>
+      <w:r>
+        <w:rPr>
+          <w:rFonts w:hint="default" w:ascii="Times New Roman" w:hAnsi="Times New Roman" w:cs="Times New Roman"/>
+          <w:b/>
+          <w:bCs/>
+          <w:sz w:val="24"/>
+          <w:szCs w:val="24"/>
+        </w:rPr>
+        <w:t>Mastered REST API integration using Retrofit and Coroutines. I implemented robust state management for loading/errors, ensuring Edu Pilot fetches real-time data efficiently. This enhances UX by providing seamless, non-blocking access to external study resources.</w:t>
+      </w:r>
+    </w:p>
+    <w:p>
+      <w:pPr>
+        <w:pStyle w:val="6"/>
+        <w:keepNext w:val="0"/>
+        <w:keepLines w:val="0"/>
+        <w:widowControl/>
+        <w:suppressLineNumbers w:val="0"/>
+      </w:pPr>
+      <w:r>
+        <w:rPr>
+          <w:rFonts w:hint="default"/>
+          <w:b/>
+          <w:bCs/>
+          <w:lang w:val="en-US"/>
+        </w:rPr>
+        <w:t>WEEK 6 DOCUMENTATION</w:t>
+      </w:r>
+      <w:r>
+        <w:rPr>
+          <w:rFonts w:hint="default"/>
+          <w:b/>
+          <w:bCs/>
+          <w:lang w:val="en-US"/>
+        </w:rPr>
+        <w:br w:type="textWrapping"/>
+      </w:r>
+      <w:r>
+        <w:rPr>
+          <w:rFonts w:hint="default"/>
+          <w:b/>
+          <w:bCs/>
+          <w:lang w:val="en-US"/>
+        </w:rPr>
+        <w:t>Retrieve Results and Download Documents</w:t>
+      </w:r>
+      <w:r>
+        <w:rPr>
+          <w:rFonts w:hint="default"/>
+          <w:b/>
+          <w:bCs/>
+          <w:lang w:val="en-US"/>
+        </w:rPr>
+        <w:br w:type="textWrapping"/>
+      </w:r>
+      <w:r>
+        <w:drawing>
+          <wp:inline distT="0" distB="0" distL="114300" distR="114300">
+            <wp:extent cx="3566160" cy="8122920"/>
+            <wp:effectExtent l="0" t="0" r="15240" b="11430"/>
+            <wp:docPr id="11" name="Picture 8" descr="IMG_256"/>
+            <wp:cNvGraphicFramePr>
+              <a:graphicFrameLocks xmlns:a="http://schemas.openxmlformats.org/drawingml/2006/main" noChangeAspect="1"/>
+            </wp:cNvGraphicFramePr>
+            <a:graphic xmlns:a="http://schemas.openxmlformats.org/drawingml/2006/main">
+              <a:graphicData uri="http://schemas.openxmlformats.org/drawingml/2006/picture">
+                <pic:pic xmlns:pic="http://schemas.openxmlformats.org/drawingml/2006/picture">
+                  <pic:nvPicPr>
+                    <pic:cNvPr id="11" name="Picture 8" descr="IMG_256"/>
+                    <pic:cNvPicPr>
+                      <a:picLocks noChangeAspect="1"/>
+                    </pic:cNvPicPr>
+                  </pic:nvPicPr>
+                  <pic:blipFill>
+                    <a:blip r:embed="rId9"/>
+                    <a:stretch>
+                      <a:fillRect/>
+                    </a:stretch>
+                  </pic:blipFill>
+                  <pic:spPr>
+                    <a:xfrm>
+                      <a:off x="0" y="0"/>
+                      <a:ext cx="3566160" cy="8122920"/>
+                    </a:xfrm>
+                    <a:prstGeom prst="rect">
+                      <a:avLst/>
+                    </a:prstGeom>
+                    <a:noFill/>
+                    <a:ln w="9525">
+                      <a:noFill/>
+                    </a:ln>
+                  </pic:spPr>
+                </pic:pic>
+              </a:graphicData>
+            </a:graphic>
+          </wp:inline>
+        </w:drawing>
+      </w:r>
+    </w:p>
+    <w:p>
+      <w:pPr>
+        <w:pStyle w:val="6"/>
+        <w:keepNext w:val="0"/>
+        <w:keepLines w:val="0"/>
+        <w:widowControl/>
+        <w:suppressLineNumbers w:val="0"/>
+      </w:pPr>
+      <w:r>
+        <w:rPr>
+          <w:rFonts w:hint="default"/>
+          <w:b/>
+          <w:bCs/>
+          <w:lang w:val="en-US"/>
+        </w:rPr>
+        <w:t>WEEK 7 D</w:t>
+      </w:r>
       <w:bookmarkStart w:id="0" w:name="_GoBack"/>
       <w:bookmarkEnd w:id="0"/>
+      <w:r>
+        <w:rPr>
+          <w:rFonts w:hint="default"/>
+          <w:b/>
+          <w:bCs/>
+          <w:lang w:val="en-US"/>
+        </w:rPr>
+        <w:t>OCUMENTATION</w:t>
+      </w:r>
+      <w:r>
+        <w:rPr>
+          <w:rFonts w:hint="default"/>
+          <w:b/>
+          <w:bCs/>
+          <w:lang w:val="en-US"/>
+        </w:rPr>
+        <w:br w:type="textWrapping"/>
+      </w:r>
+      <w:r>
+        <w:rPr>
+          <w:rFonts w:hint="default"/>
+          <w:b/>
+          <w:bCs/>
+          <w:lang w:val="en-US"/>
+        </w:rPr>
+        <w:t>Attendance Management</w:t>
+      </w:r>
+      <w:r>
+        <w:rPr>
+          <w:rFonts w:hint="default"/>
+          <w:b/>
+          <w:bCs/>
+          <w:lang w:val="en-US"/>
+        </w:rPr>
+        <w:br w:type="textWrapping"/>
+      </w:r>
+      <w:r>
+        <w:drawing>
+          <wp:inline distT="0" distB="0" distL="114300" distR="114300">
+            <wp:extent cx="3657600" cy="8331200"/>
+            <wp:effectExtent l="0" t="0" r="0" b="12700"/>
+            <wp:docPr id="9" name="Picture 3" descr="IMG_256"/>
+            <wp:cNvGraphicFramePr>
+              <a:graphicFrameLocks xmlns:a="http://schemas.openxmlformats.org/drawingml/2006/main" noChangeAspect="1"/>
+            </wp:cNvGraphicFramePr>
+            <a:graphic xmlns:a="http://schemas.openxmlformats.org/drawingml/2006/main">
+              <a:graphicData uri="http://schemas.openxmlformats.org/drawingml/2006/picture">
+                <pic:pic xmlns:pic="http://schemas.openxmlformats.org/drawingml/2006/picture">
+                  <pic:nvPicPr>
+                    <pic:cNvPr id="9" name="Picture 3" descr="IMG_256"/>
+                    <pic:cNvPicPr>
+                      <a:picLocks noChangeAspect="1"/>
+                    </pic:cNvPicPr>
+                  </pic:nvPicPr>
+                  <pic:blipFill>
+                    <a:blip r:embed="rId12"/>
+                    <a:stretch>
+                      <a:fillRect/>
+                    </a:stretch>
+                  </pic:blipFill>
+                  <pic:spPr>
+                    <a:xfrm>
+                      <a:off x="0" y="0"/>
+                      <a:ext cx="3657600" cy="8331200"/>
+                    </a:xfrm>
+                    <a:prstGeom prst="rect">
+                      <a:avLst/>
+                    </a:prstGeom>
+                    <a:noFill/>
+                    <a:ln w="9525">
+                      <a:noFill/>
+                    </a:ln>
+                  </pic:spPr>
+                </pic:pic>
+              </a:graphicData>
+            </a:graphic>
+          </wp:inline>
+        </w:drawing>
+      </w:r>
+    </w:p>
+    <w:p>
+      <w:pPr>
+        <w:pStyle w:val="6"/>
+        <w:keepNext w:val="0"/>
+        <w:keepLines w:val="0"/>
+        <w:widowControl/>
+        <w:suppressLineNumbers w:val="0"/>
+        <w:rPr>
+          <w:rFonts w:hint="default"/>
+          <w:b/>
+          <w:bCs/>
+          <w:lang w:val="en-US"/>
+        </w:rPr>
+      </w:pPr>
+      <w:r>
+        <w:rPr>
+          <w:rFonts w:hint="default"/>
+          <w:b/>
+          <w:bCs/>
+          <w:lang w:val="en-US"/>
+        </w:rPr>
+        <w:br w:type="textWrapping"/>
+      </w:r>
     </w:p>
     <w:sectPr>
       <w:pgSz w:w="11906" w:h="16838"/>
@@ -4334,7 +4951,7 @@
     <w:lsdException w:qFormat="1" w:unhideWhenUsed="0" w:uiPriority="0" w:semiHidden="0" w:name="Title"/>
     <w:lsdException w:unhideWhenUsed="0" w:uiPriority="0" w:semiHidden="0" w:name="Closing"/>
     <w:lsdException w:unhideWhenUsed="0" w:uiPriority="0" w:semiHidden="0" w:name="Signature"/>
-    <w:lsdException w:unhideWhenUsed="0" w:uiPriority="0" w:name="Default Paragraph Font"/>
+    <w:lsdException w:qFormat="1" w:unhideWhenUsed="0" w:uiPriority="0" w:name="Default Paragraph Font"/>
     <w:lsdException w:unhideWhenUsed="0" w:uiPriority="0" w:semiHidden="0" w:name="Body Text"/>
     <w:lsdException w:unhideWhenUsed="0" w:uiPriority="0" w:semiHidden="0" w:name="Body Text Indent"/>
     <w:lsdException w:unhideWhenUsed="0" w:uiPriority="0" w:semiHidden="0" w:name="List Continue"/>
@@ -4572,6 +5189,7 @@
   <w:style w:type="character" w:default="1" w:styleId="4">
     <w:name w:val="Default Paragraph Font"/>
     <w:semiHidden/>
+    <w:qFormat/>
     <w:uiPriority w:val="0"/>
   </w:style>
   <w:style w:type="table" w:default="1" w:styleId="5">
